--- a/por/docx/31.content.docx
+++ b/por/docx/31.content.docx
@@ -19,7 +19,7 @@
         <w:rPr>
           <w:lang w:val="pt_PT" w:bidi="pt_PT"/>
         </w:rPr>
-        <w:t>Resource: Notas de Estudo - Introduções aos Livros (Tyndale)</w:t>
+        <w:t>Resource: Tyndale Open Study Notes</w:t>
       </w:r>
       <w:r>
         <w:rPr>
@@ -112,7 +112,7 @@
         <w:rPr>
           <w:lang w:val="pt_PT" w:bidi="pt_PT"/>
         </w:rPr>
-        <w:t>Notas de Estudo - Introduções aos Livros (Tyndale)</w:t>
+        <w:t>Tyndale Open Study Notes</w:t>
       </w:r>
     </w:p>
     <w:p>

--- a/por/docx/31.content.docx
+++ b/por/docx/31.content.docx
@@ -19,7 +19,7 @@
         <w:rPr>
           <w:lang w:val="pt_PT" w:bidi="pt_PT"/>
         </w:rPr>
-        <w:t>Resource: Tyndale Open Study Notes</w:t>
+        <w:t>Resource: Aquifer Open Study Notes (Book Intros)</w:t>
       </w:r>
       <w:r>
         <w:rPr>
@@ -112,7 +112,7 @@
         <w:rPr>
           <w:lang w:val="pt_PT" w:bidi="pt_PT"/>
         </w:rPr>
-        <w:t>Tyndale Open Study Notes</w:t>
+        <w:t>Aquifer Open Study Notes (Book Intros)</w:t>
       </w:r>
     </w:p>
     <w:p>

--- a/por/docx/31.content.docx
+++ b/por/docx/31.content.docx
@@ -258,90 +258,60 @@
         </w:rPr>
         <w:t xml:space="preserve">O povo de Edom era descendente de Esaú, irmão de Jacó (veja </w:t>
       </w:r>
-      <w:hyperlink r:id="rId13">
-        <w:r>
-          <w:rPr>
-            <w:lang w:val="pt_PT" w:bidi="pt_PT"/>
-          </w:rPr>
-          <w:rPr>
-            <w:color w:val="0000EE"/>
-            <w:u w:val="single"/>
-          </w:rPr>
-          <w:t>Gn 25.30</w:t>
-        </w:r>
-      </w:hyperlink>
+      <w:r>
+        <w:rPr>
+          <w:lang w:val="pt_PT" w:bidi="pt_PT"/>
+        </w:rPr>
+        <w:t>Gn 25.30</w:t>
+      </w:r>
       <w:r>
         <w:rPr>
           <w:lang w:val="pt_PT" w:bidi="pt_PT"/>
         </w:rPr>
         <w:t>). Os edomitas habitavam principalmente as terras altas a leste da Arabá e ao sul do Mar Morto. Edom existiu durante a maior parte da monarquia de Israel (cerca de 1050–586 a.C.) e foi frequentemente um vassalo do reino do sul de Judá (</w:t>
       </w:r>
-      <w:hyperlink r:id="rId14">
-        <w:r>
-          <w:rPr>
-            <w:lang w:val="pt_PT" w:bidi="pt_PT"/>
-          </w:rPr>
-          <w:rPr>
-            <w:color w:val="0000EE"/>
-            <w:u w:val="single"/>
-          </w:rPr>
-          <w:t>2Sm 8.14</w:t>
-        </w:r>
-      </w:hyperlink>
+      <w:r>
+        <w:rPr>
+          <w:lang w:val="pt_PT" w:bidi="pt_PT"/>
+        </w:rPr>
+        <w:t>2Sm 8.14</w:t>
+      </w:r>
       <w:r>
         <w:rPr>
           <w:lang w:val="pt_PT" w:bidi="pt_PT"/>
         </w:rPr>
         <w:t xml:space="preserve">; </w:t>
       </w:r>
-      <w:hyperlink r:id="rId15">
-        <w:r>
-          <w:rPr>
-            <w:lang w:val="pt_PT" w:bidi="pt_PT"/>
-          </w:rPr>
-          <w:rPr>
-            <w:color w:val="0000EE"/>
-            <w:u w:val="single"/>
-          </w:rPr>
-          <w:t>1Rs 11.14–16</w:t>
-        </w:r>
-      </w:hyperlink>
+      <w:r>
+        <w:rPr>
+          <w:lang w:val="pt_PT" w:bidi="pt_PT"/>
+        </w:rPr>
+        <w:t>1Rs 11.14–16</w:t>
+      </w:r>
       <w:r>
         <w:rPr>
           <w:lang w:val="pt_PT" w:bidi="pt_PT"/>
         </w:rPr>
         <w:t xml:space="preserve">; </w:t>
       </w:r>
-      <w:hyperlink r:id="rId16">
-        <w:r>
-          <w:rPr>
-            <w:lang w:val="pt_PT" w:bidi="pt_PT"/>
-          </w:rPr>
-          <w:rPr>
-            <w:color w:val="0000EE"/>
-            <w:u w:val="single"/>
-          </w:rPr>
-          <w:t>2Rs 8.20–22</w:t>
-        </w:r>
-      </w:hyperlink>
+      <w:r>
+        <w:rPr>
+          <w:lang w:val="pt_PT" w:bidi="pt_PT"/>
+        </w:rPr>
+        <w:t>2Rs 8.20–22</w:t>
+      </w:r>
       <w:r>
         <w:rPr>
           <w:lang w:val="pt_PT" w:bidi="pt_PT"/>
         </w:rPr>
         <w:t xml:space="preserve">; cp. </w:t>
       </w:r>
-      <w:hyperlink r:id="rId17">
-        <w:r>
-          <w:rPr>
-            <w:lang w:val="pt_PT" w:bidi="pt_PT"/>
-          </w:rPr>
-          <w:rPr>
-            <w:color w:val="0000EE"/>
-            <w:u w:val="single"/>
-          </w:rPr>
-          <w:t>2Rs 3.9–14</w:t>
-        </w:r>
-      </w:hyperlink>
+      <w:r>
+        <w:rPr>
+          <w:lang w:val="pt_PT" w:bidi="pt_PT"/>
+        </w:rPr>
+        <w:t>2Rs 3.9–14</w:t>
+      </w:r>
       <w:r>
         <w:rPr>
           <w:lang w:val="pt_PT" w:bidi="pt_PT"/>
@@ -375,36 +345,24 @@
         </w:rPr>
         <w:t>Como nação, Edom repetiu a animosidade original de Esaú em relação a Jacó. Por exemplo, Edom se opôs ao Êxodo de Israel do Egito (</w:t>
       </w:r>
-      <w:hyperlink r:id="rId18">
-        <w:r>
-          <w:rPr>
-            <w:lang w:val="pt_PT" w:bidi="pt_PT"/>
-          </w:rPr>
-          <w:rPr>
-            <w:color w:val="0000EE"/>
-            <w:u w:val="single"/>
-          </w:rPr>
-          <w:t>Nm 20.14–21</w:t>
-        </w:r>
-      </w:hyperlink>
+      <w:r>
+        <w:rPr>
+          <w:lang w:val="pt_PT" w:bidi="pt_PT"/>
+        </w:rPr>
+        <w:t>Nm 20.14–21</w:t>
+      </w:r>
       <w:r>
         <w:rPr>
           <w:lang w:val="pt_PT" w:bidi="pt_PT"/>
         </w:rPr>
         <w:t xml:space="preserve">; </w:t>
       </w:r>
-      <w:hyperlink r:id="rId19">
-        <w:r>
-          <w:rPr>
-            <w:lang w:val="pt_PT" w:bidi="pt_PT"/>
-          </w:rPr>
-          <w:rPr>
-            <w:color w:val="0000EE"/>
-            <w:u w:val="single"/>
-          </w:rPr>
-          <w:t>21.4</w:t>
-        </w:r>
-      </w:hyperlink>
+      <w:r>
+        <w:rPr>
+          <w:lang w:val="pt_PT" w:bidi="pt_PT"/>
+        </w:rPr>
+        <w:t>21.4</w:t>
+      </w:r>
       <w:r>
         <w:rPr>
           <w:lang w:val="pt_PT" w:bidi="pt_PT"/>
@@ -450,18 +408,12 @@
         </w:rPr>
         <w:t>Na introdução de Obadias (</w:t>
       </w:r>
-      <w:hyperlink r:id="rId20">
-        <w:r>
-          <w:rPr>
-            <w:lang w:val="pt_PT" w:bidi="pt_PT"/>
-          </w:rPr>
-          <w:rPr>
-            <w:color w:val="0000EE"/>
-            <w:u w:val="single"/>
-          </w:rPr>
-          <w:t>1.1–9</w:t>
-        </w:r>
-      </w:hyperlink>
+      <w:r>
+        <w:rPr>
+          <w:lang w:val="pt_PT" w:bidi="pt_PT"/>
+        </w:rPr>
+        <w:t>1.1–9</w:t>
+      </w:r>
       <w:r>
         <w:rPr>
           <w:lang w:val="pt_PT" w:bidi="pt_PT"/>
@@ -482,18 +434,12 @@
         </w:rPr>
         <w:t>A segunda seção (</w:t>
       </w:r>
-      <w:hyperlink r:id="rId21">
-        <w:r>
-          <w:rPr>
-            <w:lang w:val="pt_PT" w:bidi="pt_PT"/>
-          </w:rPr>
-          <w:rPr>
-            <w:color w:val="0000EE"/>
-            <w:u w:val="single"/>
-          </w:rPr>
-          <w:t>1.10–14</w:t>
-        </w:r>
-      </w:hyperlink>
+      <w:r>
+        <w:rPr>
+          <w:lang w:val="pt_PT" w:bidi="pt_PT"/>
+        </w:rPr>
+        <w:t>1.10–14</w:t>
+      </w:r>
       <w:r>
         <w:rPr>
           <w:lang w:val="pt_PT" w:bidi="pt_PT"/>
@@ -514,54 +460,36 @@
         </w:rPr>
         <w:t>Na terceira e última seção (</w:t>
       </w:r>
-      <w:hyperlink r:id="rId22">
-        <w:r>
-          <w:rPr>
-            <w:lang w:val="pt_PT" w:bidi="pt_PT"/>
-          </w:rPr>
-          <w:rPr>
-            <w:color w:val="0000EE"/>
-            <w:u w:val="single"/>
-          </w:rPr>
-          <w:t>1.15–21</w:t>
-        </w:r>
-      </w:hyperlink>
+      <w:r>
+        <w:rPr>
+          <w:lang w:val="pt_PT" w:bidi="pt_PT"/>
+        </w:rPr>
+        <w:t>1.15–21</w:t>
+      </w:r>
       <w:r>
         <w:rPr>
           <w:lang w:val="pt_PT" w:bidi="pt_PT"/>
         </w:rPr>
         <w:t>), Obadias vislumbra um dia futuro do Senhor que culminará em um Reino universal pertencente a Deus. Aqueles que praticam o mal sofrerão terríveis consequências (</w:t>
       </w:r>
-      <w:hyperlink r:id="rId23">
-        <w:r>
-          <w:rPr>
-            <w:lang w:val="pt_PT" w:bidi="pt_PT"/>
-          </w:rPr>
-          <w:rPr>
-            <w:color w:val="0000EE"/>
-            <w:u w:val="single"/>
-          </w:rPr>
-          <w:t>1.15–16</w:t>
-        </w:r>
-      </w:hyperlink>
+      <w:r>
+        <w:rPr>
+          <w:lang w:val="pt_PT" w:bidi="pt_PT"/>
+        </w:rPr>
+        <w:t>1.15–16</w:t>
+      </w:r>
       <w:r>
         <w:rPr>
           <w:lang w:val="pt_PT" w:bidi="pt_PT"/>
         </w:rPr>
         <w:t>), e aqueles que sofreram injustamente serão restaurados (</w:t>
       </w:r>
-      <w:hyperlink r:id="rId24">
-        <w:r>
-          <w:rPr>
-            <w:lang w:val="pt_PT" w:bidi="pt_PT"/>
-          </w:rPr>
-          <w:rPr>
-            <w:color w:val="0000EE"/>
-            <w:u w:val="single"/>
-          </w:rPr>
-          <w:t>1.17–21</w:t>
-        </w:r>
-      </w:hyperlink>
+      <w:r>
+        <w:rPr>
+          <w:lang w:val="pt_PT" w:bidi="pt_PT"/>
+        </w:rPr>
+        <w:t>1.17–21</w:t>
+      </w:r>
       <w:r>
         <w:rPr>
           <w:lang w:val="pt_PT" w:bidi="pt_PT"/>
@@ -593,18 +521,12 @@
         </w:rPr>
         <w:t>O nome de Obadias significa "servo do Senhor". Ele é conhecido apenas por sua profecia e pelas pistas que o texto fornece sobre seu tempo e lugar. Várias pessoas em Israel no Antigo Testamento foram chamadas de Obadias, incluindo o supervisor do palácio do Rei Acabe em um período anterior (</w:t>
       </w:r>
-      <w:hyperlink r:id="rId25">
-        <w:r>
-          <w:rPr>
-            <w:lang w:val="pt_PT" w:bidi="pt_PT"/>
-          </w:rPr>
-          <w:rPr>
-            <w:color w:val="0000EE"/>
-            <w:u w:val="single"/>
-          </w:rPr>
-          <w:t>1Rs 18.3–16</w:t>
-        </w:r>
-      </w:hyperlink>
+      <w:r>
+        <w:rPr>
+          <w:lang w:val="pt_PT" w:bidi="pt_PT"/>
+        </w:rPr>
+        <w:t>1Rs 18.3–16</w:t>
+      </w:r>
       <w:r>
         <w:rPr>
           <w:lang w:val="pt_PT" w:bidi="pt_PT"/>
@@ -625,36 +547,24 @@
         </w:rPr>
         <w:t>A profecia de Obadias foi motivada pela invasão do reino de Judá. Em 586 a.C., o rei babilônico Nabucodonosor acabou com a independência de Judá e exilou seu último rei, Zedequias (</w:t>
       </w:r>
-      <w:hyperlink r:id="rId26">
-        <w:r>
-          <w:rPr>
-            <w:lang w:val="pt_PT" w:bidi="pt_PT"/>
-          </w:rPr>
-          <w:rPr>
-            <w:color w:val="0000EE"/>
-            <w:u w:val="single"/>
-          </w:rPr>
-          <w:t>2Rs 25.1–30</w:t>
-        </w:r>
-      </w:hyperlink>
+      <w:r>
+        <w:rPr>
+          <w:lang w:val="pt_PT" w:bidi="pt_PT"/>
+        </w:rPr>
+        <w:t>2Rs 25.1–30</w:t>
+      </w:r>
       <w:r>
         <w:rPr>
           <w:lang w:val="pt_PT" w:bidi="pt_PT"/>
         </w:rPr>
         <w:t xml:space="preserve">). Fora do livro de Obadias, há pouca referência à resposta específica de Edom a este evento (veja também </w:t>
       </w:r>
-      <w:hyperlink r:id="rId27">
-        <w:r>
-          <w:rPr>
-            <w:lang w:val="pt_PT" w:bidi="pt_PT"/>
-          </w:rPr>
-          <w:rPr>
-            <w:color w:val="0000EE"/>
-            <w:u w:val="single"/>
-          </w:rPr>
-          <w:t>Is 34.5–10</w:t>
-        </w:r>
-      </w:hyperlink>
+      <w:r>
+        <w:rPr>
+          <w:lang w:val="pt_PT" w:bidi="pt_PT"/>
+        </w:rPr>
+        <w:t>Is 34.5–10</w:t>
+      </w:r>
       <w:r>
         <w:rPr>
           <w:lang w:val="pt_PT" w:bidi="pt_PT"/>
@@ -686,72 +596,48 @@
         </w:rPr>
         <w:t xml:space="preserve">A mensagem de Obadias sobre Edom ecoa a de outros profetas, e partes dela seguem de perto </w:t>
       </w:r>
-      <w:hyperlink r:id="rId28">
-        <w:r>
-          <w:rPr>
-            <w:lang w:val="pt_PT" w:bidi="pt_PT"/>
-          </w:rPr>
-          <w:rPr>
-            <w:color w:val="0000EE"/>
-            <w:u w:val="single"/>
-          </w:rPr>
-          <w:t>Jr 49.9</w:t>
-        </w:r>
-      </w:hyperlink>
+      <w:r>
+        <w:rPr>
+          <w:lang w:val="pt_PT" w:bidi="pt_PT"/>
+        </w:rPr>
+        <w:t>Jr 49.9</w:t>
+      </w:r>
       <w:r>
         <w:rPr>
           <w:lang w:val="pt_PT" w:bidi="pt_PT"/>
         </w:rPr>
         <w:t>,</w:t>
       </w:r>
-      <w:hyperlink r:id="rId29">
-        <w:r>
-          <w:rPr>
-            <w:lang w:val="pt_PT" w:bidi="pt_PT"/>
-          </w:rPr>
-          <w:rPr>
-            <w:color w:val="0000EE"/>
-            <w:u w:val="single"/>
-          </w:rPr>
-          <w:t>14–16</w:t>
-        </w:r>
-      </w:hyperlink>
+      <w:r>
+        <w:rPr>
+          <w:lang w:val="pt_PT" w:bidi="pt_PT"/>
+        </w:rPr>
+        <w:t>14–16</w:t>
+      </w:r>
       <w:r>
         <w:rPr>
           <w:lang w:val="pt_PT" w:bidi="pt_PT"/>
         </w:rPr>
         <w:t xml:space="preserve">. Provavelmente deve ser lida em conjunto com outras profecias sobre o futuro de Edom e pode até funcionar como uma expansão de passagens como </w:t>
       </w:r>
-      <w:hyperlink r:id="rId30">
-        <w:r>
-          <w:rPr>
-            <w:lang w:val="pt_PT" w:bidi="pt_PT"/>
-          </w:rPr>
-          <w:rPr>
-            <w:color w:val="0000EE"/>
-            <w:u w:val="single"/>
-          </w:rPr>
-          <w:t>Jl 3.19</w:t>
-        </w:r>
-      </w:hyperlink>
+      <w:r>
+        <w:rPr>
+          <w:lang w:val="pt_PT" w:bidi="pt_PT"/>
+        </w:rPr>
+        <w:t>Jl 3.19</w:t>
+      </w:r>
       <w:r>
         <w:rPr>
           <w:lang w:val="pt_PT" w:bidi="pt_PT"/>
         </w:rPr>
         <w:t xml:space="preserve"> e </w:t>
       </w:r>
-      <w:hyperlink r:id="rId31">
-        <w:r>
-          <w:rPr>
-            <w:lang w:val="pt_PT" w:bidi="pt_PT"/>
-          </w:rPr>
-          <w:rPr>
-            <w:color w:val="0000EE"/>
-            <w:u w:val="single"/>
-          </w:rPr>
-          <w:t>Am 9.12</w:t>
-        </w:r>
-      </w:hyperlink>
+      <w:r>
+        <w:rPr>
+          <w:lang w:val="pt_PT" w:bidi="pt_PT"/>
+        </w:rPr>
+        <w:t>Am 9.12</w:t>
+      </w:r>
       <w:r>
         <w:rPr>
           <w:lang w:val="pt_PT" w:bidi="pt_PT"/>
@@ -810,18 +696,12 @@
         </w:rPr>
         <w:t>): “Como você fez... assim será feito a você” (</w:t>
       </w:r>
-      <w:hyperlink r:id="rId32">
-        <w:r>
-          <w:rPr>
-            <w:lang w:val="pt_PT" w:bidi="pt_PT"/>
-          </w:rPr>
-          <w:rPr>
-            <w:color w:val="0000EE"/>
-            <w:u w:val="single"/>
-          </w:rPr>
-          <w:t>1.15</w:t>
-        </w:r>
-      </w:hyperlink>
+      <w:r>
+        <w:rPr>
+          <w:lang w:val="pt_PT" w:bidi="pt_PT"/>
+        </w:rPr>
+        <w:t>1.15</w:t>
+      </w:r>
       <w:r>
         <w:rPr>
           <w:lang w:val="pt_PT" w:bidi="pt_PT"/>
@@ -842,18 +722,12 @@
         </w:rPr>
         <w:t>O dia do Senhor chegará, trazendo plena justiça aos oprimidos, punição aos opressores e o início de um reino universal no qual o Senhor governará todas as nações. Em um nível local e histórico, isso significava que Israel seria restaurada à sua terra e teria soberania sobre as terras de Edom. Em um nível universal, a punição de Edom era apenas parte de um cenário maior de julgamento. Não apenas Edom, mas “todas... nações” (</w:t>
       </w:r>
-      <w:hyperlink r:id="rId33">
-        <w:r>
-          <w:rPr>
-            <w:lang w:val="pt_PT" w:bidi="pt_PT"/>
-          </w:rPr>
-          <w:rPr>
-            <w:color w:val="0000EE"/>
-            <w:u w:val="single"/>
-          </w:rPr>
-          <w:t>1.16</w:t>
-        </w:r>
-      </w:hyperlink>
+      <w:r>
+        <w:rPr>
+          <w:lang w:val="pt_PT" w:bidi="pt_PT"/>
+        </w:rPr>
+        <w:t>1.16</w:t>
+      </w:r>
       <w:r>
         <w:rPr>
           <w:lang w:val="pt_PT" w:bidi="pt_PT"/>
@@ -874,72 +748,48 @@
         </w:rPr>
         <w:t>Esta imagem de Deus domina a teologia de Obadias e força os leitores modernos a tomar uma decisão. A quem serviremos — um deus que é indiferente ao mal, ou o Deus da justiça que encontramos em Obadias? Somente um Deus que julga o mal pode nos assegurar que o mal não triunfará em última instância. Obadias aguarda ansiosamente aquele novo dia quando “o Senhor mesmo será rei” (</w:t>
       </w:r>
-      <w:hyperlink r:id="rId34">
-        <w:r>
-          <w:rPr>
-            <w:lang w:val="pt_PT" w:bidi="pt_PT"/>
-          </w:rPr>
-          <w:rPr>
-            <w:color w:val="0000EE"/>
-            <w:u w:val="single"/>
-          </w:rPr>
-          <w:t>1.21</w:t>
-        </w:r>
-      </w:hyperlink>
+      <w:r>
+        <w:rPr>
+          <w:lang w:val="pt_PT" w:bidi="pt_PT"/>
+        </w:rPr>
+        <w:t>1.21</w:t>
+      </w:r>
       <w:r>
         <w:rPr>
           <w:lang w:val="pt_PT" w:bidi="pt_PT"/>
         </w:rPr>
         <w:t>). Esta esperança de Israel tornou-se a esperança de todo o mundo quando Cristo anunciou: “O Reino de Deus está próximo” (</w:t>
       </w:r>
-      <w:hyperlink r:id="rId35">
-        <w:r>
-          <w:rPr>
-            <w:lang w:val="pt_PT" w:bidi="pt_PT"/>
-          </w:rPr>
-          <w:rPr>
-            <w:color w:val="0000EE"/>
-            <w:u w:val="single"/>
-          </w:rPr>
-          <w:t>Mc 1.15</w:t>
-        </w:r>
-      </w:hyperlink>
+      <w:r>
+        <w:rPr>
+          <w:lang w:val="pt_PT" w:bidi="pt_PT"/>
+        </w:rPr>
+        <w:t>Mc 1.15</w:t>
+      </w:r>
       <w:r>
         <w:rPr>
           <w:lang w:val="pt_PT" w:bidi="pt_PT"/>
         </w:rPr>
         <w:t xml:space="preserve">; </w:t>
       </w:r>
-      <w:hyperlink r:id="rId36">
-        <w:r>
-          <w:rPr>
-            <w:lang w:val="pt_PT" w:bidi="pt_PT"/>
-          </w:rPr>
-          <w:rPr>
-            <w:color w:val="0000EE"/>
-            <w:u w:val="single"/>
-          </w:rPr>
-          <w:t>Lc 10.9–12</w:t>
-        </w:r>
-      </w:hyperlink>
+      <w:r>
+        <w:rPr>
+          <w:lang w:val="pt_PT" w:bidi="pt_PT"/>
+        </w:rPr>
+        <w:t>Lc 10.9–12</w:t>
+      </w:r>
       <w:r>
         <w:rPr>
           <w:lang w:val="pt_PT" w:bidi="pt_PT"/>
         </w:rPr>
         <w:t xml:space="preserve">; </w:t>
       </w:r>
-      <w:hyperlink r:id="rId37">
-        <w:r>
-          <w:rPr>
-            <w:lang w:val="pt_PT" w:bidi="pt_PT"/>
-          </w:rPr>
-          <w:rPr>
-            <w:color w:val="0000EE"/>
-            <w:u w:val="single"/>
-          </w:rPr>
-          <w:t>21.31–33</w:t>
-        </w:r>
-      </w:hyperlink>
+      <w:r>
+        <w:rPr>
+          <w:lang w:val="pt_PT" w:bidi="pt_PT"/>
+        </w:rPr>
+        <w:t>21.31–33</w:t>
+      </w:r>
       <w:r>
         <w:rPr>
           <w:lang w:val="pt_PT" w:bidi="pt_PT"/>
